--- a/recovery-systems/07-bbc-domesday-project/BBC_Domesday_Project_CIF.docx
+++ b/recovery-systems/07-bbc-domesday-project/BBC_Domesday_Project_CIF.docx
@@ -829,7 +829,7 @@
         <w:t xml:space="preserve"> </w:t>
       </w:r>
       <w:r>
-        <w:t xml:space="preserve">Digital systems are ecosystemdependent. When the ecosystem collapses, the data becomes inaccessible even if physically intact.</w:t>
+        <w:t xml:space="preserve">Digital systems are ecosystem-dependent. When the ecosystem collapses, the data becomes inaccessible even if physically intact.</w:t>
       </w:r>
     </w:p>
     <w:bookmarkEnd w:id="31"/>
